--- a/labs/lab02/report/infosec-intro--lab02--report.docx
+++ b/labs/lab02/report/infosec-intro--lab02--report.docx
@@ -372,14 +372,14 @@
       <w:r>
         <w:drawing>
           <wp:inline>
-            <wp:extent cx="3733800" cy="1524587"/>
+            <wp:extent cx="3733800" cy="991070"/>
             <wp:effectExtent b="0" l="0" r="0" t="0"/>
             <wp:docPr descr="Сравнение информации об имени пользователя" title="" id="32" name="Picture"/>
             <a:graphic>
               <a:graphicData uri="http://schemas.openxmlformats.org/drawingml/2006/picture">
                 <pic:pic>
                   <pic:nvPicPr>
-                    <pic:cNvPr descr="image/3.png" id="33" name="Picture"/>
+                    <pic:cNvPr descr="image/03.png" id="33" name="Picture"/>
                     <pic:cNvPicPr>
                       <a:picLocks noChangeArrowheads="1" noChangeAspect="1"/>
                     </pic:cNvPicPr>
@@ -393,7 +393,7 @@
                   <pic:spPr bwMode="auto">
                     <a:xfrm>
                       <a:off x="0" y="0"/>
-                      <a:ext cx="3733800" cy="1524587"/>
+                      <a:ext cx="3733800" cy="991070"/>
                     </a:xfrm>
                     <a:prstGeom prst="rect">
                       <a:avLst/>
